--- a/給与台帳アプリ_引き継ぎ手順書.docx
+++ b/給与台帳アプリ_引き継ぎ手順書.docx
@@ -1935,6 +1935,69 @@
     </w:p>
     <w:p>
       <w:pPr>
+        <w:spacing w:before="120" w:after="120"/>
+        <w:jc w:val="center"/>
+      </w:pPr>
+      <w:r>
+        <w:drawing>
+          <wp:inline distT="0" distB="0" distL="0" distR="0">
+            <wp:extent cx="4095750" cy="8877300"/>
+            <wp:effectExtent l="0" t="0" r="0" b="0"/>
+            <wp:docPr id="1000" name="12_admin_maintenance_overview"/>
+            <wp:cNvGraphicFramePr>
+              <a:graphicFrameLocks xmlns:a="http://schemas.openxmlformats.org/drawingml/2006/main" noChangeAspect="1"/>
+            </wp:cNvGraphicFramePr>
+            <a:graphic xmlns:a="http://schemas.openxmlformats.org/drawingml/2006/main">
+              <a:graphicData uri="http://schemas.openxmlformats.org/drawingml/2006/picture">
+                <pic:pic xmlns:pic="http://schemas.openxmlformats.org/drawingml/2006/picture">
+                  <pic:nvPicPr>
+                    <pic:cNvPr id="1000" name="12_admin_maintenance_overview"/>
+                    <pic:cNvPicPr/>
+                  </pic:nvPicPr>
+                  <pic:blipFill>
+                    <a:blip r:embed="rId8"/>
+                    <a:stretch>
+                      <a:fillRect/>
+                    </a:stretch>
+                  </pic:blipFill>
+                  <pic:spPr>
+                    <a:xfrm>
+                      <a:off x="0" y="0"/>
+                      <a:ext cx="4095750" cy="8877300"/>
+                    </a:xfrm>
+                    <a:prstGeom prst="rect">
+                      <a:avLst/>
+                    </a:prstGeom>
+                    <a:ln w="9525">
+                      <a:solidFill>
+                        <a:srgbClr val="C9962C"/>
+                      </a:solidFill>
+                    </a:ln>
+                  </pic:spPr>
+                </pic:pic>
+              </a:graphicData>
+            </a:graphic>
+          </wp:inline>
+        </w:drawing>
+      </w:r>
+    </w:p>
+    <w:p>
+      <w:pPr>
+        <w:spacing w:after="200"/>
+        <w:jc w:val="center"/>
+      </w:pPr>
+      <w:r>
+        <w:rPr>
+          <w:i/>
+          <w:color w:val="6B6478"/>
+          <w:sz w:val="18"/>
+          <w:szCs w:val="18"/>
+        </w:rPr>
+        <w:t xml:space="preserve">画面例：管理者ログイン後の「保守」タブ</w:t>
+      </w:r>
+    </w:p>
+    <w:p>
+      <w:pPr>
         <w:pStyle w:val="ListParagraph"/>
         <w:numPr>
           <w:ilvl w:val="0"/>
@@ -1986,6 +2049,69 @@
     </w:p>
     <w:p>
       <w:pPr>
+        <w:spacing w:before="120" w:after="120"/>
+        <w:jc w:val="center"/>
+      </w:pPr>
+      <w:r>
+        <w:drawing>
+          <wp:inline distT="0" distB="0" distL="0" distR="0">
+            <wp:extent cx="3790950" cy="1876425"/>
+            <wp:effectExtent l="0" t="0" r="0" b="0"/>
+            <wp:docPr id="1001" name="13_admin_users"/>
+            <wp:cNvGraphicFramePr>
+              <a:graphicFrameLocks xmlns:a="http://schemas.openxmlformats.org/drawingml/2006/main" noChangeAspect="1"/>
+            </wp:cNvGraphicFramePr>
+            <a:graphic xmlns:a="http://schemas.openxmlformats.org/drawingml/2006/main">
+              <a:graphicData uri="http://schemas.openxmlformats.org/drawingml/2006/picture">
+                <pic:pic xmlns:pic="http://schemas.openxmlformats.org/drawingml/2006/picture">
+                  <pic:nvPicPr>
+                    <pic:cNvPr id="1001" name="13_admin_users"/>
+                    <pic:cNvPicPr/>
+                  </pic:nvPicPr>
+                  <pic:blipFill>
+                    <a:blip r:embed="rId9"/>
+                    <a:stretch>
+                      <a:fillRect/>
+                    </a:stretch>
+                  </pic:blipFill>
+                  <pic:spPr>
+                    <a:xfrm>
+                      <a:off x="0" y="0"/>
+                      <a:ext cx="3790950" cy="1876425"/>
+                    </a:xfrm>
+                    <a:prstGeom prst="rect">
+                      <a:avLst/>
+                    </a:prstGeom>
+                    <a:ln w="9525">
+                      <a:solidFill>
+                        <a:srgbClr val="C9962C"/>
+                      </a:solidFill>
+                    </a:ln>
+                  </pic:spPr>
+                </pic:pic>
+              </a:graphicData>
+            </a:graphic>
+          </wp:inline>
+        </w:drawing>
+      </w:r>
+    </w:p>
+    <w:p>
+      <w:pPr>
+        <w:spacing w:after="200"/>
+        <w:jc w:val="center"/>
+      </w:pPr>
+      <w:r>
+        <w:rPr>
+          <w:i/>
+          <w:color w:val="6B6478"/>
+          <w:sz w:val="18"/>
+          <w:szCs w:val="18"/>
+        </w:rPr>
+        <w:t xml:space="preserve">画面例：保守タブ「ユーザー管理」</w:t>
+      </w:r>
+    </w:p>
+    <w:p>
+      <w:pPr>
         <w:pStyle w:val="ListParagraph"/>
         <w:numPr>
           <w:ilvl w:val="0"/>
@@ -2003,6 +2129,69 @@
     </w:p>
     <w:p>
       <w:pPr>
+        <w:spacing w:before="120" w:after="120"/>
+        <w:jc w:val="center"/>
+      </w:pPr>
+      <w:r>
+        <w:drawing>
+          <wp:inline distT="0" distB="0" distL="0" distR="0">
+            <wp:extent cx="3790950" cy="4543425"/>
+            <wp:effectExtent l="0" t="0" r="0" b="0"/>
+            <wp:docPr id="1002" name="14_admin_news_post"/>
+            <wp:cNvGraphicFramePr>
+              <a:graphicFrameLocks xmlns:a="http://schemas.openxmlformats.org/drawingml/2006/main" noChangeAspect="1"/>
+            </wp:cNvGraphicFramePr>
+            <a:graphic xmlns:a="http://schemas.openxmlformats.org/drawingml/2006/main">
+              <a:graphicData uri="http://schemas.openxmlformats.org/drawingml/2006/picture">
+                <pic:pic xmlns:pic="http://schemas.openxmlformats.org/drawingml/2006/picture">
+                  <pic:nvPicPr>
+                    <pic:cNvPr id="1002" name="14_admin_news_post"/>
+                    <pic:cNvPicPr/>
+                  </pic:nvPicPr>
+                  <pic:blipFill>
+                    <a:blip r:embed="rId10"/>
+                    <a:stretch>
+                      <a:fillRect/>
+                    </a:stretch>
+                  </pic:blipFill>
+                  <pic:spPr>
+                    <a:xfrm>
+                      <a:off x="0" y="0"/>
+                      <a:ext cx="3790950" cy="4543425"/>
+                    </a:xfrm>
+                    <a:prstGeom prst="rect">
+                      <a:avLst/>
+                    </a:prstGeom>
+                    <a:ln w="9525">
+                      <a:solidFill>
+                        <a:srgbClr val="C9962C"/>
+                      </a:solidFill>
+                    </a:ln>
+                  </pic:spPr>
+                </pic:pic>
+              </a:graphicData>
+            </a:graphic>
+          </wp:inline>
+        </w:drawing>
+      </w:r>
+    </w:p>
+    <w:p>
+      <w:pPr>
+        <w:spacing w:after="200"/>
+        <w:jc w:val="center"/>
+      </w:pPr>
+      <w:r>
+        <w:rPr>
+          <w:i/>
+          <w:color w:val="6B6478"/>
+          <w:sz w:val="18"/>
+          <w:szCs w:val="18"/>
+        </w:rPr>
+        <w:t xml:space="preserve">画面例：保守タブ「ニュースを送信」</w:t>
+      </w:r>
+    </w:p>
+    <w:p>
+      <w:pPr>
         <w:pStyle w:val="ListParagraph"/>
         <w:numPr>
           <w:ilvl w:val="0"/>
@@ -2020,6 +2209,69 @@
     </w:p>
     <w:p>
       <w:pPr>
+        <w:spacing w:before="120" w:after="120"/>
+        <w:jc w:val="center"/>
+      </w:pPr>
+      <w:r>
+        <w:drawing>
+          <wp:inline distT="0" distB="0" distL="0" distR="0">
+            <wp:extent cx="3790950" cy="1762125"/>
+            <wp:effectExtent l="0" t="0" r="0" b="0"/>
+            <wp:docPr id="1003" name="15_admin_logs"/>
+            <wp:cNvGraphicFramePr>
+              <a:graphicFrameLocks xmlns:a="http://schemas.openxmlformats.org/drawingml/2006/main" noChangeAspect="1"/>
+            </wp:cNvGraphicFramePr>
+            <a:graphic xmlns:a="http://schemas.openxmlformats.org/drawingml/2006/main">
+              <a:graphicData uri="http://schemas.openxmlformats.org/drawingml/2006/picture">
+                <pic:pic xmlns:pic="http://schemas.openxmlformats.org/drawingml/2006/picture">
+                  <pic:nvPicPr>
+                    <pic:cNvPr id="1003" name="15_admin_logs"/>
+                    <pic:cNvPicPr/>
+                  </pic:nvPicPr>
+                  <pic:blipFill>
+                    <a:blip r:embed="rId11"/>
+                    <a:stretch>
+                      <a:fillRect/>
+                    </a:stretch>
+                  </pic:blipFill>
+                  <pic:spPr>
+                    <a:xfrm>
+                      <a:off x="0" y="0"/>
+                      <a:ext cx="3790950" cy="1762125"/>
+                    </a:xfrm>
+                    <a:prstGeom prst="rect">
+                      <a:avLst/>
+                    </a:prstGeom>
+                    <a:ln w="9525">
+                      <a:solidFill>
+                        <a:srgbClr val="C9962C"/>
+                      </a:solidFill>
+                    </a:ln>
+                  </pic:spPr>
+                </pic:pic>
+              </a:graphicData>
+            </a:graphic>
+          </wp:inline>
+        </w:drawing>
+      </w:r>
+    </w:p>
+    <w:p>
+      <w:pPr>
+        <w:spacing w:after="200"/>
+        <w:jc w:val="center"/>
+      </w:pPr>
+      <w:r>
+        <w:rPr>
+          <w:i/>
+          <w:color w:val="6B6478"/>
+          <w:sz w:val="18"/>
+          <w:szCs w:val="18"/>
+        </w:rPr>
+        <w:t xml:space="preserve">画面例：保守タブ「操作ログ（管理者用）」</w:t>
+      </w:r>
+    </w:p>
+    <w:p>
+      <w:pPr>
         <w:pStyle w:val="ListParagraph"/>
         <w:numPr>
           <w:ilvl w:val="0"/>
@@ -2050,6 +2302,69 @@
           <w:szCs w:val="21"/>
         </w:rPr>
         <w:t xml:space="preserve">システム設定：共通フォルダID・GASのURL・保存期間（日数）の変更</w:t>
+      </w:r>
+    </w:p>
+    <w:p>
+      <w:pPr>
+        <w:spacing w:before="120" w:after="120"/>
+        <w:jc w:val="center"/>
+      </w:pPr>
+      <w:r>
+        <w:drawing>
+          <wp:inline distT="0" distB="0" distL="0" distR="0">
+            <wp:extent cx="3790950" cy="11582400"/>
+            <wp:effectExtent l="0" t="0" r="0" b="0"/>
+            <wp:docPr id="1004" name="16_admin_settings"/>
+            <wp:cNvGraphicFramePr>
+              <a:graphicFrameLocks xmlns:a="http://schemas.openxmlformats.org/drawingml/2006/main" noChangeAspect="1"/>
+            </wp:cNvGraphicFramePr>
+            <a:graphic xmlns:a="http://schemas.openxmlformats.org/drawingml/2006/main">
+              <a:graphicData uri="http://schemas.openxmlformats.org/drawingml/2006/picture">
+                <pic:pic xmlns:pic="http://schemas.openxmlformats.org/drawingml/2006/picture">
+                  <pic:nvPicPr>
+                    <pic:cNvPr id="1004" name="16_admin_settings"/>
+                    <pic:cNvPicPr/>
+                  </pic:nvPicPr>
+                  <pic:blipFill>
+                    <a:blip r:embed="rId12"/>
+                    <a:stretch>
+                      <a:fillRect/>
+                    </a:stretch>
+                  </pic:blipFill>
+                  <pic:spPr>
+                    <a:xfrm>
+                      <a:off x="0" y="0"/>
+                      <a:ext cx="3790950" cy="11582400"/>
+                    </a:xfrm>
+                    <a:prstGeom prst="rect">
+                      <a:avLst/>
+                    </a:prstGeom>
+                    <a:ln w="9525">
+                      <a:solidFill>
+                        <a:srgbClr val="C9962C"/>
+                      </a:solidFill>
+                    </a:ln>
+                  </pic:spPr>
+                </pic:pic>
+              </a:graphicData>
+            </a:graphic>
+          </wp:inline>
+        </w:drawing>
+      </w:r>
+    </w:p>
+    <w:p>
+      <w:pPr>
+        <w:spacing w:after="200"/>
+        <w:jc w:val="center"/>
+      </w:pPr>
+      <w:r>
+        <w:rPr>
+          <w:i/>
+          <w:color w:val="6B6478"/>
+          <w:sz w:val="18"/>
+          <w:szCs w:val="18"/>
+        </w:rPr>
+        <w:t xml:space="preserve">画面例：設定タブ「支払い・有給ルール（全社共通・管理者が変更可）」</w:t>
       </w:r>
     </w:p>
     <w:p>
